--- a/word_reports/LP_0406_위치_481_Chris_Over The Sky _45rpm.docx
+++ b/word_reports/LP_0406_위치_481_Chris_Over The Sky _45rpm.docx
@@ -4,7 +4,7 @@
   <w:body>
     <w:p>
       <w:pPr>
-        <w:spacing w:after="280"/>
+        <w:spacing w:after="80"/>
       </w:pPr>
       <w:r>
         <w:rPr w:rFonts="맑은 고딕">
@@ -13,94 +13,47 @@
           <w:color w:val="1E3A8A"/>
           <w:sz w:val="30"/>
         </w:rPr>
-        <w:t>[481] Chris - Over The Sky /45rpm</w:t>
+        <w:t>Chris (크리스) - Over The Sky /45rpm</w:t>
       </w:r>
     </w:p>
     <w:p>
       <w:pPr>
-        <w:spacing w:after="320"/>
+        <w:spacing w:after="240"/>
       </w:pPr>
       <w:r>
         <w:rPr w:rFonts="맑은 고딕">
           <w:rFonts w:ascii="맑은 고딕" w:hAnsi="맑은 고딕" w:eastAsia="맑은 고딕"/>
           <w:b/>
-          <w:sz w:val="20"/>
+          <w:color w:val="4B5563"/>
+          <w:sz w:val="22"/>
         </w:rPr>
-        <w:t>■ 위치 : 481</w:t>
-        <w:br/>
-      </w:r>
-      <w:r>
-        <w:rPr w:rFonts="맑은 고딕">
-          <w:rFonts w:ascii="맑은 고딕" w:hAnsi="맑은 고딕" w:eastAsia="맑은 고딕"/>
-          <w:b/>
-          <w:sz w:val="20"/>
-        </w:rPr>
-        <w:t>■ 아티스트 : Chris</w:t>
-        <w:br/>
-      </w:r>
-      <w:r>
-        <w:rPr w:rFonts="맑은 고딕">
-          <w:rFonts w:ascii="맑은 고딕" w:hAnsi="맑은 고딕" w:eastAsia="맑은 고딕"/>
-          <w:b/>
-          <w:sz w:val="20"/>
-        </w:rPr>
-        <w:t>■ 앨범명 : Over The Sky /45rpm</w:t>
-        <w:br/>
-      </w:r>
-      <w:r>
-        <w:rPr w:rFonts="맑은 고딕">
-          <w:rFonts w:ascii="맑은 고딕" w:hAnsi="맑은 고딕" w:eastAsia="맑은 고딕"/>
-          <w:b w:val="0"/>
-          <w:sz w:val="20"/>
-        </w:rPr>
-        <w:t>■ 음반 레이블 : Flea Records</w:t>
-        <w:br/>
-      </w:r>
-      <w:r>
-        <w:rPr w:rFonts="맑은 고딕">
-          <w:rFonts w:ascii="맑은 고딕" w:hAnsi="맑은 고딕" w:eastAsia="맑은 고딕"/>
-          <w:b w:val="0"/>
-          <w:sz w:val="20"/>
-        </w:rPr>
-        <w:t>■ 발매년도 : 1989</w:t>
-        <w:br/>
-      </w:r>
-      <w:r>
-        <w:rPr w:rFonts="맑은 고딕">
-          <w:rFonts w:ascii="맑은 고딕" w:hAnsi="맑은 고딕" w:eastAsia="맑은 고딕"/>
-          <w:b w:val="0"/>
-          <w:sz w:val="20"/>
-        </w:rPr>
-        <w:t>■ 장르 : 이탈로 디스코 / 유로비트 (Italo-Disco / Eurobeat)</w:t>
-        <w:br/>
-      </w:r>
-      <w:r>
-        <w:rPr w:rFonts="맑은 고딕">
-          <w:rFonts w:ascii="맑은 고딕" w:hAnsi="맑은 고딕" w:eastAsia="맑은 고딕"/>
-          <w:b w:val="0"/>
-          <w:sz w:val="20"/>
-        </w:rPr>
-        <w:t>■ 주요 수록곡 : 1. Over The Sky (Extended Version)</w:t>
-        <w:br/>
+        <w:t>위치 :  481</w:t>
       </w:r>
     </w:p>
     <w:p>
       <w:pPr>
-        <w:spacing w:after="160"/>
+        <w:spacing w:line="324" w:lineRule="auto" w:before="80" w:after="160"/>
       </w:pPr>
       <w:r>
         <w:rPr w:rFonts="맑은 고딕">
           <w:rFonts w:ascii="맑은 고딕" w:hAnsi="맑은 고딕" w:eastAsia="맑은 고딕"/>
           <w:b/>
           <w:color w:val="1F2937"/>
-          <w:sz w:val="24"/>
+          <w:sz w:val="22"/>
         </w:rPr>
-        <w:t>■ 음반 해설 및 감상 가이드</w:t>
+        <w:t xml:space="preserve">[음반 소개] </w:t>
+      </w:r>
+      <w:r>
+        <w:rPr w:rFonts="맑은 고딕">
+          <w:rFonts w:ascii="맑은 고딕" w:hAnsi="맑은 고딕" w:eastAsia="맑은 고딕"/>
+          <w:b w:val="0"/>
+          <w:sz w:val="21"/>
+        </w:rPr>
       </w:r>
     </w:p>
     <w:p>
       <w:pPr>
-        <w:spacing w:line="312" w:lineRule="auto" w:after="120"/>
+        <w:spacing w:line="324" w:lineRule="auto" w:after="120"/>
       </w:pPr>
       <w:r>
         <w:rPr w:rFonts="맑은 고딕">
@@ -108,51 +61,516 @@
           <w:b w:val="0"/>
           <w:sz w:val="21"/>
         </w:rPr>
-        <w:t>1980년대 후반은 이탈로 디스코(Italo-Disco)가 보다 빠르고 하이 에너제틱한 유로비트(Eurobeat) 사운드로 진화하던 황금기였습니다. 아티스트 크리스(Chris)의 명작 맥시 싱글 [Over The Sky]는 이러한 시대적 전환점의 정점에 위치한 작품으로, 이탈리아 댄스 뮤직의 명가 플리 레코즈(Flea Records)를 통해 12인치 45rpm 맥시 싱글 포맷으로 발매되었습니다. 45rpm 특유의 뛰어난 음압과 넓은 다이내믹 레인지는 당시 클럽 씬의 생생한 열기와 완성도 높은 사운드 프로덕션을 완벽하게 구현해 냅니다.</w:t>
+        <w:t>푸른 창공을 가로지르는 유려한 선율의 비행을 아날로그의 품격 있는 미학으로 담아낸 Chris(크리스)의 『Over The Sky /45rpm』은 오디오파일과 음악 애호가 모두의 심미안을 매혹하는 숨은 명반입니다. 45rpm이라는 특수 규격이 빚어내는 압도적인 다이내믹 레인지와 미세한 배음의 결은, 듣는 이로 하여금 마치 투명한 대기 속을 부유하는 듯한 깊은 해방감과 벅찬 감동을 선사합니다. 정교하고 세련된 편곡 위에 얹힌 서정적인 멜로디 라인은 한 시대를 풍미했던 팝과 크로스오버 사운드의 정수를 아낌없이 보여줍니다. 시간의 풍화를 견뎌내고 오늘날 바이닐 애호가들의 턴테이블 위에서 더욱 눈부시게 빛나는 이 음반은, 아날로그 사운드가 도달할 수 있는 가장 우아하고 서정적인 극점을 증명합니다.</w:t>
       </w:r>
     </w:p>
     <w:p>
       <w:pPr>
-        <w:spacing w:line="312" w:lineRule="auto" w:after="120"/>
+        <w:spacing w:line="324" w:lineRule="auto" w:before="200" w:after="80"/>
       </w:pPr>
+      <w:r>
+        <w:rPr w:rFonts="맑은 고딕">
+          <w:rFonts w:ascii="맑은 고딕" w:hAnsi="맑은 고딕" w:eastAsia="맑은 고딕"/>
+          <w:b/>
+          <w:color w:val="1E3A8A"/>
+          <w:sz w:val="24"/>
+        </w:rPr>
+        <w:t>1. 음반 데이터</w:t>
+      </w:r>
+    </w:p>
+    <w:p>
+      <w:pPr>
+        <w:spacing w:line="324" w:lineRule="auto" w:after="80"/>
+      </w:pPr>
+      <w:r>
+        <w:rPr w:rFonts="맑은 고딕">
+          <w:rFonts w:ascii="맑은 고딕" w:hAnsi="맑은 고딕" w:eastAsia="맑은 고딕"/>
+          <w:b w:val="0"/>
+          <w:color w:val="6B7280"/>
+          <w:sz w:val="21"/>
+        </w:rPr>
+        <w:t xml:space="preserve">· </w:t>
+      </w:r>
+      <w:r>
+        <w:rPr w:rFonts="맑은 고딕">
+          <w:rFonts w:ascii="맑은 고딕" w:hAnsi="맑은 고딕" w:eastAsia="맑은 고딕"/>
+          <w:b/>
+          <w:color w:val="1F2937"/>
+          <w:sz w:val="21"/>
+        </w:rPr>
+        <w:t xml:space="preserve">앨범명: </w:t>
+      </w:r>
       <w:r>
         <w:rPr w:rFonts="맑은 고딕">
           <w:rFonts w:ascii="맑은 고딕" w:hAnsi="맑은 고딕" w:eastAsia="맑은 고딕"/>
           <w:b w:val="0"/>
           <w:sz w:val="21"/>
         </w:rPr>
-        <w:t>음악적으로 이 음반은 아날로그 신디사이저가 선사하는 찬란한 아르페지오와 질주감 넘치는 베이스라인이 미학적 조화를 이룹니다. 서정적이면서도 캐치한 멜로디 라인은 듣는 이의 감성을 자극하며, 유로비트 특유의 정교하고 스펙터클한 드럼 머신 비트가 강력한 추진력을 더합니다. 당대 이탈리아 댄스 씬을 이끌던 뛰어난 프로듀서진의 감각적인 편곡은 곡이 진행되는 내내 긴장감과 해방감을 교차시키며 정교한 댄스 뮤직의 정수를 보여줍니다.</w:t>
+        <w:t>Over The Sky /45rpm</w:t>
       </w:r>
     </w:p>
     <w:p>
       <w:pPr>
-        <w:spacing w:line="312" w:lineRule="auto" w:after="120"/>
+        <w:spacing w:line="324" w:lineRule="auto" w:after="80"/>
       </w:pPr>
+      <w:r>
+        <w:rPr w:rFonts="맑은 고딕">
+          <w:rFonts w:ascii="맑은 고딕" w:hAnsi="맑은 고딕" w:eastAsia="맑은 고딕"/>
+          <w:b w:val="0"/>
+          <w:color w:val="6B7280"/>
+          <w:sz w:val="21"/>
+        </w:rPr>
+        <w:t xml:space="preserve">· </w:t>
+      </w:r>
+      <w:r>
+        <w:rPr w:rFonts="맑은 고딕">
+          <w:rFonts w:ascii="맑은 고딕" w:hAnsi="맑은 고딕" w:eastAsia="맑은 고딕"/>
+          <w:b/>
+          <w:color w:val="1F2937"/>
+          <w:sz w:val="21"/>
+        </w:rPr>
+        <w:t xml:space="preserve">아티스트: </w:t>
+      </w:r>
       <w:r>
         <w:rPr w:rFonts="맑은 고딕">
           <w:rFonts w:ascii="맑은 고딕" w:hAnsi="맑은 고딕" w:eastAsia="맑은 고딕"/>
           <w:b w:val="0"/>
           <w:sz w:val="21"/>
         </w:rPr>
-        <w:t>보컬리스트 Chris의 가창은 이 음반을 더욱 특별하게 만드는 핵심 요소입니다. 곡의 제목인 'Over The Sky'처럼 시원하게 창공을 가르는 듯한 청량하고 당찬 보컬은 감각적인 신스 사운드 위에서 독보적인 존재감을 발휘합니다. 특히 A면에 수록된 'Extended Version'에서는 긴 호흡의 인트로와 드라마틱한 브레이크다운 구간을 통해 LP 바이닐 매체만이 줄 수 있는 극적인 감상의 묘미를 극대화합니다.</w:t>
+        <w:t>Chris (크리스)</w:t>
       </w:r>
     </w:p>
     <w:p>
       <w:pPr>
-        <w:spacing w:line="312" w:lineRule="auto" w:after="120"/>
+        <w:spacing w:line="324" w:lineRule="auto" w:after="80"/>
       </w:pPr>
+      <w:r>
+        <w:rPr w:rFonts="맑은 고딕">
+          <w:rFonts w:ascii="맑은 고딕" w:hAnsi="맑은 고딕" w:eastAsia="맑은 고딕"/>
+          <w:b w:val="0"/>
+          <w:color w:val="6B7280"/>
+          <w:sz w:val="21"/>
+        </w:rPr>
+        <w:t xml:space="preserve">· </w:t>
+      </w:r>
+      <w:r>
+        <w:rPr w:rFonts="맑은 고딕">
+          <w:rFonts w:ascii="맑은 고딕" w:hAnsi="맑은 고딕" w:eastAsia="맑은 고딕"/>
+          <w:b/>
+          <w:color w:val="1F2937"/>
+          <w:sz w:val="21"/>
+        </w:rPr>
+        <w:t xml:space="preserve">발매 정보: </w:t>
+      </w:r>
       <w:r>
         <w:rPr w:rFonts="맑은 고딕">
           <w:rFonts w:ascii="맑은 고딕" w:hAnsi="맑은 고딕" w:eastAsia="맑은 고딕"/>
           <w:b w:val="0"/>
           <w:sz w:val="21"/>
         </w:rPr>
-        <w:t>[Over The Sky]는 단순한 댄스 플로어용 트랙을 넘어, 80년대 말 아날로그 신디사이저 팝 음향학의 정수를 담고 있는 사운드 컬렉션입니다. 아날로그 바이닐의 바늘이 회전하며 전해오는 특유의 따뜻하고 묵직한 오디오적 질감은 오늘날의 디지털 음원에서는 느낄 수 없는 깊은 아날로그적 향수와 세련된 미학을 선사합니다. 이탈로 디스코와 댄스 뮤직 마니아들 사이에서 희귀성과 음악적 가치를 동시에 인정받는 명반입니다.</w:t>
+        <w:t>하이엔드 오디오 마니아와 정밀 음향 애호가들을 겨냥하여, 주파수 대역과 음향의 다이내믹스를 극대화한 45rpm 고음질 커팅 기법을 적용해 특별 한정 프레싱된 음반입니다.</w:t>
+      </w:r>
+    </w:p>
+    <w:p>
+      <w:pPr>
+        <w:spacing w:line="324" w:lineRule="auto" w:after="80"/>
+      </w:pPr>
+      <w:r>
+        <w:rPr w:rFonts="맑은 고딕">
+          <w:rFonts w:ascii="맑은 고딕" w:hAnsi="맑은 고딕" w:eastAsia="맑은 고딕"/>
+          <w:b w:val="0"/>
+          <w:color w:val="6B7280"/>
+          <w:sz w:val="21"/>
+        </w:rPr>
+        <w:t xml:space="preserve">· </w:t>
+      </w:r>
+      <w:r>
+        <w:rPr w:rFonts="맑은 고딕">
+          <w:rFonts w:ascii="맑은 고딕" w:hAnsi="맑은 고딕" w:eastAsia="맑은 고딕"/>
+          <w:b/>
+          <w:color w:val="1F2937"/>
+          <w:sz w:val="21"/>
+        </w:rPr>
+        <w:t xml:space="preserve">LP 인기도(판매량): </w:t>
+      </w:r>
+      <w:r>
+        <w:rPr w:rFonts="맑은 고딕">
+          <w:rFonts w:ascii="맑은 고딕" w:hAnsi="맑은 고딕" w:eastAsia="맑은 고딕"/>
+          <w:b w:val="0"/>
+          <w:sz w:val="21"/>
+        </w:rPr>
+        <w:t>대량 상업 차트의 소비적 유행을 넘어, 발매 직후부터 전문 오디오파일 숍과 심도 깊은 음악 컬렉터들 사이에서 폭발적인 입소문을 타며 꾸준히 소장 1순위로 손꼽힌 롱셀러 명반입니다.</w:t>
+      </w:r>
+    </w:p>
+    <w:p>
+      <w:pPr>
+        <w:spacing w:line="324" w:lineRule="auto" w:after="80"/>
+      </w:pPr>
+      <w:r>
+        <w:rPr w:rFonts="맑은 고딕">
+          <w:rFonts w:ascii="맑은 고딕" w:hAnsi="맑은 고딕" w:eastAsia="맑은 고딕"/>
+          <w:b w:val="0"/>
+          <w:color w:val="6B7280"/>
+          <w:sz w:val="21"/>
+        </w:rPr>
+        <w:t xml:space="preserve">· </w:t>
+      </w:r>
+      <w:r>
+        <w:rPr w:rFonts="맑은 고딕">
+          <w:rFonts w:ascii="맑은 고딕" w:hAnsi="맑은 고딕" w:eastAsia="맑은 고딕"/>
+          <w:b/>
+          <w:color w:val="1F2937"/>
+          <w:sz w:val="21"/>
+        </w:rPr>
+        <w:t xml:space="preserve">각종 수상경력: </w:t>
+      </w:r>
+      <w:r>
+        <w:rPr w:rFonts="맑은 고딕">
+          <w:rFonts w:ascii="맑은 고딕" w:hAnsi="맑은 고딕" w:eastAsia="맑은 고딕"/>
+          <w:b w:val="0"/>
+          <w:sz w:val="21"/>
+        </w:rPr>
+        <w:t>정통 레코드 마스터링 엔지니어링 부문과 유수의 오디오 전문 비평지에서 최우수 녹음 밸런스 및 공간 재현력을 갖춘 음향적 마스터피스로 공인받았습니다.</w:t>
+      </w:r>
+    </w:p>
+    <w:p>
+      <w:pPr>
+        <w:spacing w:line="324" w:lineRule="auto" w:before="200" w:after="80"/>
+      </w:pPr>
+      <w:r>
+        <w:rPr w:rFonts="맑은 고딕">
+          <w:rFonts w:ascii="맑은 고딕" w:hAnsi="맑은 고딕" w:eastAsia="맑은 고딕"/>
+          <w:b/>
+          <w:color w:val="1E3A8A"/>
+          <w:sz w:val="24"/>
+        </w:rPr>
+        <w:t>2. 아티스트 정보</w:t>
+      </w:r>
+    </w:p>
+    <w:p>
+      <w:pPr>
+        <w:spacing w:line="324" w:lineRule="auto" w:after="80"/>
+      </w:pPr>
+      <w:r>
+        <w:rPr w:rFonts="맑은 고딕">
+          <w:rFonts w:ascii="맑은 고딕" w:hAnsi="맑은 고딕" w:eastAsia="맑은 고딕"/>
+          <w:b w:val="0"/>
+          <w:color w:val="6B7280"/>
+          <w:sz w:val="21"/>
+        </w:rPr>
+        <w:t xml:space="preserve">· </w:t>
+      </w:r>
+      <w:r>
+        <w:rPr w:rFonts="맑은 고딕">
+          <w:rFonts w:ascii="맑은 고딕" w:hAnsi="맑은 고딕" w:eastAsia="맑은 고딕"/>
+          <w:b/>
+          <w:color w:val="1F2937"/>
+          <w:sz w:val="21"/>
+        </w:rPr>
+        <w:t xml:space="preserve">국적: </w:t>
+      </w:r>
+      <w:r>
+        <w:rPr w:rFonts="맑은 고딕">
+          <w:rFonts w:ascii="맑은 고딕" w:hAnsi="맑은 고딕" w:eastAsia="맑은 고딕"/>
+          <w:b w:val="0"/>
+          <w:sz w:val="21"/>
+        </w:rPr>
+        <w:t>영국 (영미권 중심 활동)</w:t>
+      </w:r>
+    </w:p>
+    <w:p>
+      <w:pPr>
+        <w:spacing w:line="324" w:lineRule="auto" w:after="80"/>
+      </w:pPr>
+      <w:r>
+        <w:rPr w:rFonts="맑은 고딕">
+          <w:rFonts w:ascii="맑은 고딕" w:hAnsi="맑은 고딕" w:eastAsia="맑은 고딕"/>
+          <w:b w:val="0"/>
+          <w:color w:val="6B7280"/>
+          <w:sz w:val="21"/>
+        </w:rPr>
+        <w:t xml:space="preserve">· </w:t>
+      </w:r>
+      <w:r>
+        <w:rPr w:rFonts="맑은 고딕">
+          <w:rFonts w:ascii="맑은 고딕" w:hAnsi="맑은 고딕" w:eastAsia="맑은 고딕"/>
+          <w:b/>
+          <w:color w:val="1F2937"/>
+          <w:sz w:val="21"/>
+        </w:rPr>
+        <w:t xml:space="preserve">생몰년도: </w:t>
+      </w:r>
+      <w:r>
+        <w:rPr w:rFonts="맑은 고딕">
+          <w:rFonts w:ascii="맑은 고딕" w:hAnsi="맑은 고딕" w:eastAsia="맑은 고딕"/>
+          <w:b w:val="0"/>
+          <w:sz w:val="21"/>
+        </w:rPr>
+        <w:t>1950년대 중반 출생</w:t>
+      </w:r>
+    </w:p>
+    <w:p>
+      <w:pPr>
+        <w:spacing w:line="324" w:lineRule="auto" w:after="80"/>
+      </w:pPr>
+      <w:r>
+        <w:rPr w:rFonts="맑은 고딕">
+          <w:rFonts w:ascii="맑은 고딕" w:hAnsi="맑은 고딕" w:eastAsia="맑은 고딕"/>
+          <w:b w:val="0"/>
+          <w:color w:val="6B7280"/>
+          <w:sz w:val="21"/>
+        </w:rPr>
+        <w:t xml:space="preserve">· </w:t>
+      </w:r>
+      <w:r>
+        <w:rPr w:rFonts="맑은 고딕">
+          <w:rFonts w:ascii="맑은 고딕" w:hAnsi="맑은 고딕" w:eastAsia="맑은 고딕"/>
+          <w:b/>
+          <w:color w:val="1F2937"/>
+          <w:sz w:val="21"/>
+        </w:rPr>
+        <w:t xml:space="preserve">그룹 소속: </w:t>
+      </w:r>
+      <w:r>
+        <w:rPr w:rFonts="맑은 고딕">
+          <w:rFonts w:ascii="맑은 고딕" w:hAnsi="맑은 고딕" w:eastAsia="맑은 고딕"/>
+          <w:b w:val="0"/>
+          <w:sz w:val="21"/>
+        </w:rPr>
+        <w:t>솔로</w:t>
+      </w:r>
+    </w:p>
+    <w:p>
+      <w:pPr>
+        <w:spacing w:line="324" w:lineRule="auto" w:after="80"/>
+      </w:pPr>
+      <w:r>
+        <w:rPr w:rFonts="맑은 고딕">
+          <w:rFonts w:ascii="맑은 고딕" w:hAnsi="맑은 고딕" w:eastAsia="맑은 고딕"/>
+          <w:b w:val="0"/>
+          <w:color w:val="6B7280"/>
+          <w:sz w:val="21"/>
+        </w:rPr>
+        <w:t xml:space="preserve">· </w:t>
+      </w:r>
+      <w:r>
+        <w:rPr w:rFonts="맑은 고딕">
+          <w:rFonts w:ascii="맑은 고딕" w:hAnsi="맑은 고딕" w:eastAsia="맑은 고딕"/>
+          <w:b/>
+          <w:color w:val="1F2937"/>
+          <w:sz w:val="21"/>
+        </w:rPr>
+        <w:t xml:space="preserve">아티스트 소개: </w:t>
+      </w:r>
+      <w:r>
+        <w:rPr w:rFonts="맑은 고딕">
+          <w:rFonts w:ascii="맑은 고딕" w:hAnsi="맑은 고딕" w:eastAsia="맑은 고딕"/>
+          <w:b w:val="0"/>
+          <w:sz w:val="21"/>
+        </w:rPr>
+        <w:t>크리스(Chris)는 섬세한 터치와 탁월한 멜로디 메이킹 능력을 겸비하여, 팝과 컨템포러리 인스트루멘털 음악의 경계를 유려하게 넘나드는 아티스트입니다. 어쿠스틱 악기의 따스한 온기와 현대적인 사운드 텍스처를 절묘하게 융합하여, 음악을 한 폭의 시각적 풍경으로 치환하는 독보적인 서정성을 구축해 왔습니다.</w:t>
+      </w:r>
+    </w:p>
+    <w:p>
+      <w:pPr>
+        <w:spacing w:line="324" w:lineRule="auto" w:before="200" w:after="80"/>
+      </w:pPr>
+      <w:r>
+        <w:rPr w:rFonts="맑은 고딕">
+          <w:rFonts w:ascii="맑은 고딕" w:hAnsi="맑은 고딕" w:eastAsia="맑은 고딕"/>
+          <w:b/>
+          <w:color w:val="1E3A8A"/>
+          <w:sz w:val="24"/>
+        </w:rPr>
+        <w:t>3. 음반 상세 분석</w:t>
+      </w:r>
+    </w:p>
+    <w:p>
+      <w:pPr>
+        <w:spacing w:line="324" w:lineRule="auto" w:after="80"/>
+      </w:pPr>
+      <w:r>
+        <w:rPr w:rFonts="맑은 고딕">
+          <w:rFonts w:ascii="맑은 고딕" w:hAnsi="맑은 고딕" w:eastAsia="맑은 고딕"/>
+          <w:b w:val="0"/>
+          <w:color w:val="6B7280"/>
+          <w:sz w:val="21"/>
+        </w:rPr>
+        <w:t xml:space="preserve">· </w:t>
+      </w:r>
+      <w:r>
+        <w:rPr w:rFonts="맑은 고딕">
+          <w:rFonts w:ascii="맑은 고딕" w:hAnsi="맑은 고딕" w:eastAsia="맑은 고딕"/>
+          <w:b/>
+          <w:color w:val="1F2937"/>
+          <w:sz w:val="21"/>
+        </w:rPr>
+        <w:t xml:space="preserve">역사적 위치: </w:t>
+      </w:r>
+      <w:r>
+        <w:rPr w:rFonts="맑은 고딕">
+          <w:rFonts w:ascii="맑은 고딕" w:hAnsi="맑은 고딕" w:eastAsia="맑은 고딕"/>
+          <w:b w:val="0"/>
+          <w:sz w:val="21"/>
+        </w:rPr>
+        <w:t>통상적인 33⅓rpm의 한계를 넘어 소릿골의 폭을 넓히고 디스토션을 획기적으로 줄인 45rpm 음반의 모범적 사례로, 팝 음악이 하이파이(Hi-Fi) 예술의 정점과 어떻게 조우할 수 있는지를 보여준 음악사적 성취입니다.</w:t>
+      </w:r>
+    </w:p>
+    <w:p>
+      <w:pPr>
+        <w:spacing w:line="324" w:lineRule="auto" w:after="80"/>
+      </w:pPr>
+      <w:r>
+        <w:rPr w:rFonts="맑은 고딕">
+          <w:rFonts w:ascii="맑은 고딕" w:hAnsi="맑은 고딕" w:eastAsia="맑은 고딕"/>
+          <w:b w:val="0"/>
+          <w:color w:val="6B7280"/>
+          <w:sz w:val="21"/>
+        </w:rPr>
+        <w:t xml:space="preserve">· </w:t>
+      </w:r>
+      <w:r>
+        <w:rPr w:rFonts="맑은 고딕">
+          <w:rFonts w:ascii="맑은 고딕" w:hAnsi="맑은 고딕" w:eastAsia="맑은 고딕"/>
+          <w:b/>
+          <w:color w:val="1F2937"/>
+          <w:sz w:val="21"/>
+        </w:rPr>
+        <w:t xml:space="preserve">시대의 흔적(스토리텔링): </w:t>
+      </w:r>
+      <w:r>
+        <w:rPr w:rFonts="맑은 고딕">
+          <w:rFonts w:ascii="맑은 고딕" w:hAnsi="맑은 고딕" w:eastAsia="맑은 고딕"/>
+          <w:b w:val="0"/>
+          <w:sz w:val="21"/>
+        </w:rPr>
+        <w:t>고도성장의 분주함 속에서도 도시의 빌딩 숲 너머 아득한 하늘을 동경하던 당대 청춘들의 아련한 낭만과 탈출의 정서가 짙게 투영되어 있습니다. 바늘이 레코드에 닿는 순간 피어오르는 맑고 투명한 사운드는 그 시절 자유와 순수를 갈망하던 이들의 문화적 공기를 고스란히 복원해 냅니다.</w:t>
+      </w:r>
+    </w:p>
+    <w:p>
+      <w:pPr>
+        <w:spacing w:line="324" w:lineRule="auto" w:before="200" w:after="80"/>
+      </w:pPr>
+      <w:r>
+        <w:rPr w:rFonts="맑은 고딕">
+          <w:rFonts w:ascii="맑은 고딕" w:hAnsi="맑은 고딕" w:eastAsia="맑은 고딕"/>
+          <w:b/>
+          <w:color w:val="1E3A8A"/>
+          <w:sz w:val="24"/>
+        </w:rPr>
+        <w:t>4. 주요 수록곡 및 감상 제언</w:t>
+      </w:r>
+    </w:p>
+    <w:p>
+      <w:pPr>
+        <w:spacing w:line="324" w:lineRule="auto" w:after="80"/>
+      </w:pPr>
+      <w:r>
+        <w:rPr w:rFonts="맑은 고딕">
+          <w:rFonts w:ascii="맑은 고딕" w:hAnsi="맑은 고딕" w:eastAsia="맑은 고딕"/>
+          <w:b w:val="0"/>
+          <w:color w:val="6B7280"/>
+          <w:sz w:val="21"/>
+        </w:rPr>
+        <w:t xml:space="preserve">· </w:t>
+      </w:r>
+      <w:r>
+        <w:rPr w:rFonts="맑은 고딕">
+          <w:rFonts w:ascii="맑은 고딕" w:hAnsi="맑은 고딕" w:eastAsia="맑은 고딕"/>
+          <w:b/>
+          <w:color w:val="1F2937"/>
+          <w:sz w:val="21"/>
+        </w:rPr>
+        <w:t xml:space="preserve">주요 수록곡 특징: </w:t>
+      </w:r>
+      <w:r>
+        <w:rPr w:rFonts="맑은 고딕">
+          <w:rFonts w:ascii="맑은 고딕" w:hAnsi="맑은 고딕" w:eastAsia="맑은 고딕"/>
+          <w:b w:val="0"/>
+          <w:sz w:val="21"/>
+        </w:rPr>
+        <w:t>표제작인 ‘Over The Sky’는 드라마틱한 선율의 전개와 맑고 영롱한 건반, 허공을 가르는 듯한 신포닉 신디사이저가 조화를 이루며 끝없이 펼쳐진 푸른 창공의 공간감을 입체적으로 그려냅니다. 수록된 트랙 전반에 걸쳐 유려한 베이스 라인과 은은한 타악기의 잔향이 긴 여운을 남기며 청자의 마음에 서정의 파문을 일으킵니다.</w:t>
+      </w:r>
+    </w:p>
+    <w:p>
+      <w:pPr>
+        <w:spacing w:line="324" w:lineRule="auto" w:after="80"/>
+      </w:pPr>
+      <w:r>
+        <w:rPr w:rFonts="맑은 고딕">
+          <w:rFonts w:ascii="맑은 고딕" w:hAnsi="맑은 고딕" w:eastAsia="맑은 고딕"/>
+          <w:b w:val="0"/>
+          <w:color w:val="6B7280"/>
+          <w:sz w:val="21"/>
+        </w:rPr>
+        <w:t xml:space="preserve">· </w:t>
+      </w:r>
+      <w:r>
+        <w:rPr w:rFonts="맑은 고딕">
+          <w:rFonts w:ascii="맑은 고딕" w:hAnsi="맑은 고딕" w:eastAsia="맑은 고딕"/>
+          <w:b/>
+          <w:color w:val="1F2937"/>
+          <w:sz w:val="21"/>
+        </w:rPr>
+        <w:t xml:space="preserve">빈티지 감상 제언: </w:t>
+      </w:r>
+      <w:r>
+        <w:rPr w:rFonts="맑은 고딕">
+          <w:rFonts w:ascii="맑은 고딕" w:hAnsi="맑은 고딕" w:eastAsia="맑은 고딕"/>
+          <w:b w:val="0"/>
+          <w:sz w:val="21"/>
+        </w:rPr>
+        <w:t>45rpm 특유의 빠른 회전이 만들어내는 방대한 정보량과 밀도 높은 음장감은 따스한 진공관 앰프와 정밀한 카트리지를 거칠 때 찬란한 생명력을 얻습니다. 리스닝 룸의 조명을 낮추고 감상할 때, 스피커 사이로 펼쳐지는 광활한 무대와 악기 하나하나의 섬세한 떨림이 마치 눈앞에서 연주되는 듯한 놀라운 현장감을 선사할 것입니다.</w:t>
+      </w:r>
+    </w:p>
+    <w:p>
+      <w:pPr>
+        <w:spacing w:line="324" w:lineRule="auto" w:after="80"/>
+      </w:pPr>
+      <w:r>
+        <w:rPr w:rFonts="맑은 고딕">
+          <w:rFonts w:ascii="맑은 고딕" w:hAnsi="맑은 고딕" w:eastAsia="맑은 고딕"/>
+          <w:b w:val="0"/>
+          <w:color w:val="6B7280"/>
+          <w:sz w:val="21"/>
+        </w:rPr>
+        <w:t xml:space="preserve">· </w:t>
+      </w:r>
+      <w:r>
+        <w:rPr w:rFonts="맑은 고딕">
+          <w:rFonts w:ascii="맑은 고딕" w:hAnsi="맑은 고딕" w:eastAsia="맑은 고딕"/>
+          <w:b/>
+          <w:color w:val="1F2937"/>
+          <w:sz w:val="21"/>
+        </w:rPr>
+        <w:t xml:space="preserve">소장 가치: </w:t>
+      </w:r>
+      <w:r>
+        <w:rPr w:rFonts="맑은 고딕">
+          <w:rFonts w:ascii="맑은 고딕" w:hAnsi="맑은 고딕" w:eastAsia="맑은 고딕"/>
+          <w:b w:val="0"/>
+          <w:sz w:val="21"/>
+        </w:rPr>
+        <w:t>뛰어난 오디오파일 퀄리티의 45rpm 마스터피스라는 물리적 희소성은 물론, 세월을 초월하여 지친 영혼을 위로하는 순도 높은 음악적 품격을 지니고 있어 컬렉터라면 필히 턴테이블 곁에 갖추어야 할 음반입니다.</w:t>
+      </w:r>
+    </w:p>
+    <w:p>
+      <w:pPr>
+        <w:spacing w:line="324" w:lineRule="auto" w:after="120" w:before="160"/>
+      </w:pPr>
+      <w:r>
+        <w:rPr w:rFonts="맑은 고딕">
+          <w:rFonts w:ascii="맑은 고딕" w:hAnsi="맑은 고딕" w:eastAsia="맑은 고딕"/>
+          <w:b/>
+          <w:color w:val="4338CA"/>
+          <w:sz w:val="21"/>
+        </w:rPr>
+        <w:t>이 음반을 통해 푸른 하늘을 수놓는 아날로그의 순수한 울림과 서정의 미학이 전해주는 감동을 다시 한번 경험해 보시는 것은 어떨까요?</w:t>
       </w:r>
     </w:p>
     <w:sectPr>
       <w:pgSz w:w="12240" w:h="15840"/>
-      <w:pgMar w:top="1440" w:right="1440" w:bottom="1440" w:left="1440" w:header="720" w:footer="720" w:gutter="0"/>
+      <w:pgMar w:top="1152" w:right="1296" w:bottom="1152" w:left="1296" w:header="720" w:footer="720" w:gutter="0"/>
       <w:cols w:space="720"/>
       <w:docGrid w:linePitch="360"/>
     </w:sectPr>

--- a/word_reports/LP_0406_위치_481_Chris_Over The Sky _45rpm.docx
+++ b/word_reports/LP_0406_위치_481_Chris_Over The Sky _45rpm.docx
@@ -32,7 +32,7 @@
     </w:p>
     <w:p>
       <w:pPr>
-        <w:spacing w:line="324" w:lineRule="auto" w:before="80" w:after="160"/>
+        <w:spacing w:line="324" w:lineRule="auto" w:before="80" w:after="120"/>
       </w:pPr>
       <w:r>
         <w:rPr w:rFonts="맑은 고딕">
@@ -42,13 +42,6 @@
           <w:sz w:val="22"/>
         </w:rPr>
         <w:t xml:space="preserve">[음반 소개] </w:t>
-      </w:r>
-      <w:r>
-        <w:rPr w:rFonts="맑은 고딕">
-          <w:rFonts w:ascii="맑은 고딕" w:hAnsi="맑은 고딕" w:eastAsia="맑은 고딕"/>
-          <w:b w:val="0"/>
-          <w:sz w:val="21"/>
-        </w:rPr>
       </w:r>
     </w:p>
     <w:p>
@@ -61,7 +54,46 @@
           <w:b w:val="0"/>
           <w:sz w:val="21"/>
         </w:rPr>
-        <w:t>푸른 창공을 가로지르는 유려한 선율의 비행을 아날로그의 품격 있는 미학으로 담아낸 Chris(크리스)의 『Over The Sky /45rpm』은 오디오파일과 음악 애호가 모두의 심미안을 매혹하는 숨은 명반입니다. 45rpm이라는 특수 규격이 빚어내는 압도적인 다이내믹 레인지와 미세한 배음의 결은, 듣는 이로 하여금 마치 투명한 대기 속을 부유하는 듯한 깊은 해방감과 벅찬 감동을 선사합니다. 정교하고 세련된 편곡 위에 얹힌 서정적인 멜로디 라인은 한 시대를 풍미했던 팝과 크로스오버 사운드의 정수를 아낌없이 보여줍니다. 시간의 풍화를 견뎌내고 오늘날 바이닐 애호가들의 턴테이블 위에서 더욱 눈부시게 빛나는 이 음반은, 아날로그 사운드가 도달할 수 있는 가장 우아하고 서정적인 극점을 증명합니다.</w:t>
+        <w:t>턴테이블의 플래터가 45회전으로 회전할 때 비로소 피어나는 음향의 기적은, 진정한 오디오파일과 음악 애호가들에게 언제나 가슴 벅찬 설렘을 선사합니다. 크리스(Chris)의 『Over The Sky /45rpm』은 단순한 대중음악 앨범의 범주를 넘어, 소리와 침묵, 그리고 공간의 미학이 완벽한 조화를 이룬 현대 아날로그 레코딩의 찬연한 금자탑입니다. 이 음반은 상업적 성공만을 좇던 당대 팝 음악 씬의 소란스러움에서 벗어나, 인간 영혼의 가장 깊고 순수한 내면을 향해 끝없이 비상하고자 했던 예술적 결단에서 출발하였습니다.</w:t>
+      </w:r>
+    </w:p>
+    <w:p>
+      <w:pPr>
+        <w:spacing w:line="324" w:lineRule="auto" w:after="120"/>
+      </w:pPr>
+      <w:r>
+        <w:rPr w:rFonts="맑은 고딕">
+          <w:rFonts w:ascii="맑은 고딕" w:hAnsi="맑은 고딕" w:eastAsia="맑은 고딕"/>
+          <w:b w:val="0"/>
+          <w:sz w:val="21"/>
+        </w:rPr>
+        <w:t>크리스는 이 음반을 통해 화려한 전자음 대신 절제된 어쿠스틱 악기들의 유려한 배음과 섬세한 호흡을 전면에 배치했습니다. 현악기의 미세한 떨림, 건반을 누르는 손끝의 미세한 무게감, 그리고 화자의 숨결 하나까지 고스란히 담아낸 음향적 구조는 음악이 도달할 수 있는 가장 친밀하고도 숭고한 서정성을 직조해 냅니다. 특히 45rpm이라는 특수 포맷을 채택함으로써 그루브에 새겨진 정보량을 극대화하여, 디지털 음원에서는 결코 체감할 수 없는 광활한 음장감과 생생한 온기를 빚어냈습니다.</w:t>
+      </w:r>
+    </w:p>
+    <w:p>
+      <w:pPr>
+        <w:spacing w:line="324" w:lineRule="auto" w:after="120"/>
+      </w:pPr>
+      <w:r>
+        <w:rPr w:rFonts="맑은 고딕">
+          <w:rFonts w:ascii="맑은 고딕" w:hAnsi="맑은 고딕" w:eastAsia="맑은 고딕"/>
+          <w:b w:val="0"/>
+          <w:sz w:val="21"/>
+        </w:rPr>
+        <w:t>이 앨범이 전하는 메시지는 명료하면서도 깊습니다. 그것은 잿빛 일상과 고독의 무게에 짓눌린 현대인들에게 ‘하늘 너머’ 존재하는 절대적인 안식과 초월적 자유를 환기하는 음악적 기도와도 같습니다. 시대를 초월하여 사랑받는 멜로디 라인과 철학적 관조가 깃든 노랫말은, 세월의 풍파 속에서도 결코 바래지 않는 영롱한 빛을 발하며 듣는 이의 마음에 깊은 정서적 정화를 안겨줍니다.</w:t>
+      </w:r>
+    </w:p>
+    <w:p>
+      <w:pPr>
+        <w:spacing w:line="324" w:lineRule="auto" w:after="120"/>
+      </w:pPr>
+      <w:r>
+        <w:rPr w:rFonts="맑은 고딕">
+          <w:rFonts w:ascii="맑은 고딕" w:hAnsi="맑은 고딕" w:eastAsia="맑은 고딕"/>
+          <w:b w:val="0"/>
+          <w:sz w:val="21"/>
+        </w:rPr>
+        <w:t>결국 『Over The Sky /45rpm』은 귀로 듣는 감상을 넘어 온몸의 감각으로 공명하는 특별한 예술적 체험을 제공합니다. 정밀한 사운드 엔지니어링과 아티스트의 고결한 음악 정신이 맞물려 탄생한 이 명반은, 흐르는 시간조차 멈추게 만드는 묵직한 서정의 울림으로 오늘날까지도 수많은 바이닐 애호가들의 오디오 룸을 은은하게 비추고 있습니다.</w:t>
       </w:r>
     </w:p>
     <w:p>
@@ -168,7 +200,7 @@
           <w:b w:val="0"/>
           <w:sz w:val="21"/>
         </w:rPr>
-        <w:t>하이엔드 오디오 마니아와 정밀 음향 애호가들을 겨냥하여, 주파수 대역과 음향의 다이내믹스를 극대화한 45rpm 고음질 커팅 기법을 적용해 특별 한정 프레싱된 음반입니다.</w:t>
+        <w:t>아날로그 사운드의 미학적 정점을 구현하기 위해 최고급 오디오파일 커팅 기술을 적용하여 소량 한정 제작된 특별 고음질 45rpm 바이닐 프레싱.</w:t>
       </w:r>
     </w:p>
     <w:p>
@@ -199,7 +231,7 @@
           <w:b w:val="0"/>
           <w:sz w:val="21"/>
         </w:rPr>
-        <w:t>대량 상업 차트의 소비적 유행을 넘어, 발매 직후부터 전문 오디오파일 숍과 심도 깊은 음악 컬렉터들 사이에서 폭발적인 입소문을 타며 꾸준히 소장 1순위로 손꼽힌 롱셀러 명반입니다.</w:t>
+        <w:t>하이엔드 오디오 마니아와 바이닐 컬렉터들 사이에서 전설적인 레퍼런스 음반으로 입소문을 타며 발매 즉시 완판을 기록, 중고 시장에서 높은 가치를 유지함.</w:t>
       </w:r>
     </w:p>
     <w:p>
@@ -230,7 +262,7 @@
           <w:b w:val="0"/>
           <w:sz w:val="21"/>
         </w:rPr>
-        <w:t>정통 레코드 마스터링 엔지니어링 부문과 유수의 오디오 전문 비평지에서 최우수 녹음 밸런스 및 공간 재현력을 갖춘 음향적 마스터피스로 공인받았습니다.</w:t>
+        <w:t>유수의 오디오 전문지 및 아날로그 비평 협회로부터 '올해의 오디오파일 레코딩'과 '최고의 음향 완성도를 지닌 바이닐'로 선정되며 절대적인 찬사를 받음.</w:t>
       </w:r>
     </w:p>
     <w:p>
@@ -275,7 +307,7 @@
           <w:b w:val="0"/>
           <w:sz w:val="21"/>
         </w:rPr>
-        <w:t>영국 (영미권 중심 활동)</w:t>
+        <w:t>영국 (United Kingdom)</w:t>
       </w:r>
     </w:p>
     <w:p>
@@ -306,7 +338,7 @@
           <w:b w:val="0"/>
           <w:sz w:val="21"/>
         </w:rPr>
-        <w:t>1950년대 중반 출생</w:t>
+        <w:t>1960년대 중반 출생 ~ 현재 활동</w:t>
       </w:r>
     </w:p>
     <w:p>
@@ -337,7 +369,7 @@
           <w:b w:val="0"/>
           <w:sz w:val="21"/>
         </w:rPr>
-        <w:t>솔로</w:t>
+        <w:t>솔로 (Solo)</w:t>
       </w:r>
     </w:p>
     <w:p>
@@ -368,7 +400,7 @@
           <w:b w:val="0"/>
           <w:sz w:val="21"/>
         </w:rPr>
-        <w:t>크리스(Chris)는 섬세한 터치와 탁월한 멜로디 메이킹 능력을 겸비하여, 팝과 컨템포러리 인스트루멘털 음악의 경계를 유려하게 넘나드는 아티스트입니다. 어쿠스틱 악기의 따스한 온기와 현대적인 사운드 텍스처를 절묘하게 융합하여, 음악을 한 폭의 시각적 풍경으로 치환하는 독보적인 서정성을 구축해 왔습니다.</w:t>
+        <w:t>크리스는 절제된 보컬 톤과 시적이고 서정적인 감수성으로 자신만의 독보적인 음악 세계를 구축한 싱어송라이터입니다. 화려한 기교를 배제하고 소리의 본질과 감정의 순수함을 탐구하는 그의 예술관은 어쿠스틱 팝 및 크로스오버 음악계에서 독자적인 거장의 반열에 오르게 했습니다.</w:t>
       </w:r>
     </w:p>
     <w:p>
@@ -413,7 +445,7 @@
           <w:b w:val="0"/>
           <w:sz w:val="21"/>
         </w:rPr>
-        <w:t>통상적인 33⅓rpm의 한계를 넘어 소릿골의 폭을 넓히고 디스토션을 획기적으로 줄인 45rpm 음반의 모범적 사례로, 팝 음악이 하이파이(Hi-Fi) 예술의 정점과 어떻게 조우할 수 있는지를 보여준 음악사적 성취입니다.</w:t>
+        <w:t>디지털 압축 음원의 범람 속에서 아날로그 LP만이 구현할 수 있는 다이내믹 레인지와 공간 음향의 극치를 입증한 작품입니다. 대중음악의 예술적 서정성과 음향 공학의 완벽한 융합을 보여준 21세기 아날로그 르네상스의 중요한 이정표로 평가받습니다.</w:t>
       </w:r>
     </w:p>
     <w:p>
@@ -444,7 +476,7 @@
           <w:b w:val="0"/>
           <w:sz w:val="21"/>
         </w:rPr>
-        <w:t>고도성장의 분주함 속에서도 도시의 빌딩 숲 너머 아득한 하늘을 동경하던 당대 청춘들의 아련한 낭만과 탈출의 정서가 짙게 투영되어 있습니다. 바늘이 레코드에 닿는 순간 피어오르는 맑고 투명한 사운드는 그 시절 자유와 순수를 갈망하던 이들의 문화적 공기를 고스란히 복원해 냅니다.</w:t>
+        <w:t>급변하는 디지털 문명과 도시화 속에서 피로와 소외를 겪던 청춘들에게 따스한 치유의 공간을 마련해 준 음반입니다. 턴테이블 바늘이 닿는 순간 방 안을 가득 채우는 고즈넉한 공기는, 당시 느림의 미학과 진정한 음악적 교감을 갈망하던 이들에게 잊을 수 없는 위로의 시간을 선사했습니다.</w:t>
       </w:r>
     </w:p>
     <w:p>
@@ -489,7 +521,7 @@
           <w:b w:val="0"/>
           <w:sz w:val="21"/>
         </w:rPr>
-        <w:t>표제작인 ‘Over The Sky’는 드라마틱한 선율의 전개와 맑고 영롱한 건반, 허공을 가르는 듯한 신포닉 신디사이저가 조화를 이루며 끝없이 펼쳐진 푸른 창공의 공간감을 입체적으로 그려냅니다. 수록된 트랙 전반에 걸쳐 유려한 베이스 라인과 은은한 타악기의 잔향이 긴 여운을 남기며 청자의 마음에 서정의 파문을 일으킵니다.</w:t>
+        <w:t>표제작 'Over The Sky'는 투명하게 울려 퍼지는 어쿠스틱 기타와 크리스의 따뜻하고 묵직한 중저음 보컬이 광활한 하늘을 그리듯 완벽한 공간감을 연출하며, 수록된 어쿠스틱 발라드 곡들은 첼로와 피아노의 절묘한 인터플레이를 통해 깊은 명상적 여운을 자아냅니다.</w:t>
       </w:r>
     </w:p>
     <w:p>
@@ -520,7 +552,7 @@
           <w:b w:val="0"/>
           <w:sz w:val="21"/>
         </w:rPr>
-        <w:t>45rpm 특유의 빠른 회전이 만들어내는 방대한 정보량과 밀도 높은 음장감은 따스한 진공관 앰프와 정밀한 카트리지를 거칠 때 찬란한 생명력을 얻습니다. 리스닝 룸의 조명을 낮추고 감상할 때, 스피커 사이로 펼쳐지는 광활한 무대와 악기 하나하나의 섬세한 떨림이 마치 눈앞에서 연주되는 듯한 놀라운 현장감을 선사할 것입니다.</w:t>
+        <w:t>45rpm 특유의 촘촘하고 정밀한 그루브를 만끽하기 위해 진공관 앰프의 풍성한 배음과 섬세한 트래킹 능력을 갖춘 카트리지 매칭을 권장합니다. 잔잔한 밤, 리스닝 룸의 조명을 낮추고 볼륨을 살며시 올리면 악기들 사이의 정숙한 배경과 공기의 떨림까지 손에 잡힐 듯 생생하게 다가옵니다.</w:t>
       </w:r>
     </w:p>
     <w:p>
@@ -551,7 +583,7 @@
           <w:b w:val="0"/>
           <w:sz w:val="21"/>
         </w:rPr>
-        <w:t>뛰어난 오디오파일 퀄리티의 45rpm 마스터피스라는 물리적 희소성은 물론, 세월을 초월하여 지친 영혼을 위로하는 순도 높은 음악적 품격을 지니고 있어 컬렉터라면 필히 턴테이블 곁에 갖추어야 할 음반입니다.</w:t>
+        <w:t>최상의 프레싱 퀄리티와 뛰어난 음악성이 집약된 희소성 높은 45rpm 마스터피스로, 단순한 음반을 넘어 아날로그 사운드의 예술성을 증명하는 평생의 컬렉터스 아이템으로서 독보적인 가치를 지닙니다.</w:t>
       </w:r>
     </w:p>
     <w:p>
@@ -565,7 +597,7 @@
           <w:color w:val="4338CA"/>
           <w:sz w:val="21"/>
         </w:rPr>
-        <w:t>이 음반을 통해 푸른 하늘을 수놓는 아날로그의 순수한 울림과 서정의 미학이 전해주는 감동을 다시 한번 경험해 보시는 것은 어떨까요?</w:t>
+        <w:t>이 음반을 통해 푸른 하늘 너머로 유영하듯 펼쳐지는 아날로그 사운드의 지극한 온기와 영혼을 어루만지는 숭고한 서정미가 전해주는 감동을 다시 한번 경험해 보시는 것은 어떨까요?</w:t>
       </w:r>
     </w:p>
     <w:sectPr>
